--- a/course_development/domains/active_inference_organizations/01_organizational_systems/04_cognition/output/study-guides/04_cognition-practice_quiz.docx
+++ b/course_development/domains/active_inference_organizations/01_organizational_systems/04_cognition/output/study-guides/04_cognition-practice_quiz.docx
@@ -4,7 +4,12 @@
   <w:body>
     <w:p>
       <w:r>
-        <w:t>Practice Quiz: Cognition</w:t>
+        <w:t>Practice Quiz: Organizational Systems — Module 04: Cognition</w:t>
+      </w:r>
+    </w:p>
+    <w:p>
+      <w:r>
+        <w:t>Name : _ _ _  Date : _ _ _</w:t>
       </w:r>
     </w:p>
     <w:p>
@@ -14,98 +19,99 @@
     </w:p>
     <w:p>
       <w:r>
-        <w:t>What is the primary role of Cognition in Active Inference?</w:t>
+        <w:t>An organization's generative model is:   A) Its product development process</w:t>
         <w:br/>
-        <w:t>A) To maximize reward</w:t>
+        <w:t>B) The collective set of beliefs about how the environment works, from which predictions flow</w:t>
         <w:br/>
-        <w:t>B) To minimize variational free energy</w:t>
+        <w:t>C) The CEO's personal worldview</w:t>
         <w:br/>
-        <w:t>C) To increase entropy</w:t>
-        <w:br/>
-        <w:t>D) To eliminate the Markov Blanket</w:t>
+        <w:t>D) Its machine learning algorithms</w:t>
       </w:r>
     </w:p>
     <w:p>
       <w:r>
-        <w:t>In Organizations, Cognition is best described as:</w:t>
+        <w:t>Sensemaking in Active Inference terms is:   A) Making the annual budget</w:t>
         <w:br/>
-        <w:t>A) A static property</w:t>
+        <w:t>B) The process of interpreting ambiguous signals and updating organizational beliefs (posterior inference)</w:t>
         <w:br/>
-        <w:t>B) A dynamic process</w:t>
+        <w:t>C) Filing customer complaints</w:t>
         <w:br/>
-        <w:t>C) An external state</w:t>
-        <w:br/>
-        <w:t>D) A random variable</w:t>
+        <w:t>D) Attending industry conferences</w:t>
       </w:r>
     </w:p>
     <w:p>
       <w:r>
-        <w:t>Which mathematical quantity is most central to Cognition?</w:t>
+        <w:t>Priors in organizational cognition are:   A) Previous employees</w:t>
         <w:br/>
-        <w:t>A) The Lagrangian</w:t>
+        <w:t>B) Strategic assumptions held before new evidence arrives, which shape how new information is interpreted</w:t>
         <w:br/>
-        <w:t>B) The expected free energy</w:t>
+        <w:t>C) Annual reports</w:t>
         <w:br/>
-        <w:t>C) The surprisal</w:t>
-        <w:br/>
-        <w:t>D) The precision</w:t>
+        <w:t>D) Past quarterly earnings</w:t>
       </w:r>
     </w:p>
     <w:p>
       <w:r>
-        <w:t>How does Cognition relate to the concept of the Generative Model?</w:t>
+        <w:t>Nokia's failure to respond to the iPhone illustrates:   A) Insufficient R&amp;D budget</w:t>
         <w:br/>
-        <w:t>A) It is separate from the model</w:t>
+        <w:t>B) A generative model so strong (phones = hardware) that disconfirming evidence was reinterpreted rather than triggering model update</w:t>
         <w:br/>
-        <w:t>B) It is a component of the model</w:t>
+        <w:t>C) Poor marketing</w:t>
         <w:br/>
-        <w:t>C) It destroys the model</w:t>
-        <w:br/>
-        <w:t>D) It is only relevant for the environment</w:t>
+        <w:t>D) Excessive innovation</w:t>
       </w:r>
     </w:p>
     <w:p>
       <w:r>
-        <w:t>A failure in Cognition would likely result in:</w:t>
+        <w:t>Double-loop learning (Argyris) occurs when:   A) The organization increases efficiency by 2x</w:t>
         <w:br/>
-        <w:t>A) Perfect prediction</w:t>
+        <w:t>B) The organization questions and revises the framework itself, not just actions within the framework</w:t>
         <w:br/>
-        <w:t>B) Generalized surprise</w:t>
+        <w:t>C) Two departments learn the same lesson</w:t>
         <w:br/>
-        <w:t>C) Immediate death of the agent</w:t>
-        <w:br/>
-        <w:t>D) Zero entropy</w:t>
+        <w:t>D) The CEO reviews the strategy twice</w:t>
       </w:r>
     </w:p>
     <w:p>
       <w:r>
-        <w:t>Which scale is most relevant for analyzing Cognition in this course?</w:t>
+        <w:t>Which cognitive pathology involves continuing investment in a failing project due to past spending?   A) Groupthink</w:t>
         <w:br/>
-        <w:t>A) Quantum</w:t>
+        <w:t>B) Anchoring</w:t>
         <w:br/>
-        <w:t>B) Neural</w:t>
+        <w:t>C) The sunk cost trap</w:t>
         <w:br/>
-        <w:t>C) Social</w:t>
-        <w:br/>
-        <w:t>D) All of the above</w:t>
+        <w:t>D) Confirmation bias</w:t>
       </w:r>
     </w:p>
     <w:p>
       <w:r>
-        <w:t>Cognition connects directly to which other component?</w:t>
+        <w:t>An assumption audit is:   A) A financial review</w:t>
         <w:br/>
-        <w:t>A) The step before it</w:t>
+        <w:t>B) A structured process for surfacing, categorizing, and testing the implicit beliefs that drive strategy</w:t>
         <w:br/>
-        <w:t>B) The step after it</w:t>
+        <w:t>C) An employee performance review</w:t>
         <w:br/>
-        <w:t>C) Both A and B</w:t>
-        <w:br/>
-        <w:t>D) None of the above</w:t>
+        <w:t>D) A compliance check</w:t>
       </w:r>
     </w:p>
     <w:p>
       <w:r>
-        <w:t>Part B: Short Answer</w:t>
+        <w:t>Part B: Short Analysis</w:t>
+      </w:r>
+    </w:p>
+    <w:p>
+      <w:r>
+        <w:t>Your organization has believed for years that "premium pricing is justified because customers value quality." Recent market data shows increasing price sensitivity. The marketing team dismisses this as "temporary." The sales team is alarmed. Using Active Inference, diagnose what is happening: What is the prior? What is the prediction error? Why is the organization resisting updating? Propose an assumption audit process.</w:t>
+      </w:r>
+    </w:p>
+    <w:p>
+      <w:r>
+        <w:t>A company's quarterly review consistently shows strong performance by traditional metrics (revenue, margin). But employees report a growing sense that "something is off" — they feel the company is losing relevance. Compare these two sensing channels (quantitative metrics vs. qualitative employee sentiment). Which should have higher precision? How would you design a cognition system that integrates both?</w:t>
+      </w:r>
+    </w:p>
+    <w:p>
+      <w:r>
+        <w:t>You are advising a 50-year-old manufacturing firm that has never questioned its core business model. The CEO has asked you to lead a "strategic belief audit." Design a 3-step process: (a) eliciting the firm's implicit assumptions, (b) stress-testing them against current market realities, (c) recommending which assumptions to update and which to preserve.</w:t>
       </w:r>
     </w:p>
     <w:sectPr>
